--- a/Doc 3 SDD (Software Design Document).docx
+++ b/Doc 3 SDD (Software Design Document).docx
@@ -93,8 +93,6 @@
       <w:pPr>
         <w:pStyle w:val="Heading2"/>
       </w:pPr>
-      <w:bookmarkStart w:id="0" w:name="_GoBack"/>
-      <w:bookmarkEnd w:id="0"/>
     </w:p>
     <w:p>
       <w:pPr>
@@ -210,9 +208,9 @@
         <w:tblLook w:val="04A0" w:firstRow="1" w:lastRow="0" w:firstColumn="1" w:lastColumn="0" w:noHBand="0" w:noVBand="1"/>
       </w:tblPr>
       <w:tblGrid>
-        <w:gridCol w:w="1804"/>
-        <w:gridCol w:w="2387"/>
-        <w:gridCol w:w="5169"/>
+        <w:gridCol w:w="1810"/>
+        <w:gridCol w:w="2283"/>
+        <w:gridCol w:w="4933"/>
       </w:tblGrid>
       <w:tr>
         <w:trPr>
@@ -426,17 +424,20 @@
         <w:pStyle w:val="HTMLPreformatted"/>
         <w:rPr>
           <w:rStyle w:val="HTMLCode"/>
-        </w:rPr>
-      </w:pPr>
-      <w:r>
-        <w:rPr>
-          <w:rStyle w:val="HTMLCode"/>
+          <w:sz w:val="12"/>
+        </w:rPr>
+      </w:pPr>
+      <w:r>
+        <w:rPr>
+          <w:rStyle w:val="HTMLCode"/>
+          <w:sz w:val="12"/>
         </w:rPr>
         <w:t>+</w:t>
       </w:r>
       <w:r>
         <w:rPr>
           <w:rStyle w:val="hljs-comment"/>
+          <w:sz w:val="12"/>
         </w:rPr>
         <w:t>--------------------+       HTTP/REST        +---------------------------+      JDBC      +-------------+</w:t>
       </w:r>
@@ -446,17 +447,20 @@
         <w:pStyle w:val="HTMLPreformatted"/>
         <w:rPr>
           <w:rStyle w:val="HTMLCode"/>
-        </w:rPr>
-      </w:pPr>
-      <w:r>
-        <w:rPr>
-          <w:rStyle w:val="HTMLCode"/>
+          <w:sz w:val="12"/>
+        </w:rPr>
+      </w:pPr>
+      <w:r>
+        <w:rPr>
+          <w:rStyle w:val="HTMLCode"/>
+          <w:sz w:val="12"/>
         </w:rPr>
         <w:t>|   Frontend Client  | &lt;</w:t>
       </w:r>
       <w:r>
         <w:rPr>
           <w:rStyle w:val="hljs-comment"/>
+          <w:sz w:val="12"/>
         </w:rPr>
         <w:t>--------------------&gt; |      Backend (Spring)     | &lt;------------&gt; |   MySQL DB  |</w:t>
       </w:r>
@@ -466,11 +470,13 @@
         <w:pStyle w:val="HTMLPreformatted"/>
         <w:rPr>
           <w:rStyle w:val="HTMLCode"/>
-        </w:rPr>
-      </w:pPr>
-      <w:r>
-        <w:rPr>
-          <w:rStyle w:val="HTMLCode"/>
+          <w:sz w:val="12"/>
+        </w:rPr>
+      </w:pPr>
+      <w:r>
+        <w:rPr>
+          <w:rStyle w:val="HTMLCode"/>
+          <w:sz w:val="12"/>
         </w:rPr>
         <w:t>|  (React.js + Map)  |                        |  - Controllers (REST API) |                |             |</w:t>
       </w:r>
@@ -480,35 +486,41 @@
         <w:pStyle w:val="HTMLPreformatted"/>
         <w:rPr>
           <w:rStyle w:val="HTMLCode"/>
-        </w:rPr>
-      </w:pPr>
-      <w:r>
-        <w:rPr>
-          <w:rStyle w:val="HTMLCode"/>
+          <w:sz w:val="12"/>
+        </w:rPr>
+      </w:pPr>
+      <w:r>
+        <w:rPr>
+          <w:rStyle w:val="HTMLCode"/>
+          <w:sz w:val="12"/>
         </w:rPr>
         <w:t xml:space="preserve">|  - </w:t>
       </w:r>
       <w:r>
         <w:rPr>
           <w:rStyle w:val="hljs-keyword"/>
+          <w:sz w:val="12"/>
         </w:rPr>
         <w:t>Login</w:t>
       </w:r>
       <w:r>
         <w:rPr>
           <w:rStyle w:val="HTMLCode"/>
+          <w:sz w:val="12"/>
         </w:rPr>
         <w:t xml:space="preserve"> / UI      |                        |  - Services (</w:t>
       </w:r>
       <w:r>
         <w:rPr>
           <w:rStyle w:val="hljs-keyword"/>
+          <w:sz w:val="12"/>
         </w:rPr>
         <w:t>Order</w:t>
       </w:r>
       <w:r>
         <w:rPr>
           <w:rStyle w:val="HTMLCode"/>
+          <w:sz w:val="12"/>
         </w:rPr>
         <w:t>, GPS)  |                |             |</w:t>
       </w:r>
@@ -518,11 +530,13 @@
         <w:pStyle w:val="HTMLPreformatted"/>
         <w:rPr>
           <w:rStyle w:val="HTMLCode"/>
-        </w:rPr>
-      </w:pPr>
-      <w:r>
-        <w:rPr>
-          <w:rStyle w:val="HTMLCode"/>
+          <w:sz w:val="12"/>
+        </w:rPr>
+      </w:pPr>
+      <w:r>
+        <w:rPr>
+          <w:rStyle w:val="HTMLCode"/>
+          <w:sz w:val="12"/>
         </w:rPr>
         <w:t>|  - Map (GoogleMaps)|                        |  - Repositories (JPA)     |                |             |</w:t>
       </w:r>
@@ -532,17 +546,20 @@
         <w:pStyle w:val="HTMLPreformatted"/>
         <w:rPr>
           <w:rStyle w:val="HTMLCode"/>
-        </w:rPr>
-      </w:pPr>
-      <w:r>
-        <w:rPr>
-          <w:rStyle w:val="HTMLCode"/>
+          <w:sz w:val="12"/>
+        </w:rPr>
+      </w:pPr>
+      <w:r>
+        <w:rPr>
+          <w:rStyle w:val="HTMLCode"/>
+          <w:sz w:val="12"/>
         </w:rPr>
         <w:t>+</w:t>
       </w:r>
       <w:r>
         <w:rPr>
           <w:rStyle w:val="hljs-comment"/>
+          <w:sz w:val="12"/>
         </w:rPr>
         <w:t>--------------------+                        |  - Security (JWT)         |                +-------------+</w:t>
       </w:r>
@@ -552,11 +569,13 @@
         <w:pStyle w:val="HTMLPreformatted"/>
         <w:rPr>
           <w:rStyle w:val="HTMLCode"/>
-        </w:rPr>
-      </w:pPr>
-      <w:r>
-        <w:rPr>
-          <w:rStyle w:val="HTMLCode"/>
+          <w:sz w:val="12"/>
+        </w:rPr>
+      </w:pPr>
+      <w:r>
+        <w:rPr>
+          <w:rStyle w:val="HTMLCode"/>
+          <w:sz w:val="12"/>
         </w:rPr>
         <w:t xml:space="preserve">                                              |  - Scheduler (GPS sim)    |</w:t>
       </w:r>
@@ -566,11 +585,13 @@
         <w:pStyle w:val="HTMLPreformatted"/>
         <w:rPr>
           <w:rStyle w:val="HTMLCode"/>
-        </w:rPr>
-      </w:pPr>
-      <w:r>
-        <w:rPr>
-          <w:rStyle w:val="HTMLCode"/>
+          <w:sz w:val="12"/>
+        </w:rPr>
+      </w:pPr>
+      <w:r>
+        <w:rPr>
+          <w:rStyle w:val="HTMLCode"/>
+          <w:sz w:val="12"/>
         </w:rPr>
         <w:t xml:space="preserve">                                              |  - Flyway (migrations)    |</w:t>
       </w:r>
@@ -580,17 +601,20 @@
         <w:pStyle w:val="HTMLPreformatted"/>
         <w:rPr>
           <w:rStyle w:val="HTMLCode"/>
-        </w:rPr>
-      </w:pPr>
-      <w:r>
-        <w:rPr>
-          <w:rStyle w:val="HTMLCode"/>
+          <w:sz w:val="12"/>
+        </w:rPr>
+      </w:pPr>
+      <w:r>
+        <w:rPr>
+          <w:rStyle w:val="HTMLCode"/>
+          <w:sz w:val="12"/>
         </w:rPr>
         <w:t xml:space="preserve">                                              +</w:t>
       </w:r>
       <w:r>
         <w:rPr>
           <w:rStyle w:val="hljs-comment"/>
+          <w:sz w:val="12"/>
         </w:rPr>
         <w:t>---------------------------+</w:t>
       </w:r>
@@ -601,6 +625,7 @@
         <w:pStyle w:val="Heading3"/>
       </w:pPr>
       <w:r>
+        <w:lastRenderedPageBreak/>
         <w:t>3. Thiết kế cơ sở dữ liệu</w:t>
       </w:r>
     </w:p>
@@ -625,8 +650,8 @@
         <w:tblLook w:val="04A0" w:firstRow="1" w:lastRow="0" w:firstColumn="1" w:lastColumn="0" w:noHBand="0" w:noVBand="1"/>
       </w:tblPr>
       <w:tblGrid>
-        <w:gridCol w:w="2035"/>
-        <w:gridCol w:w="2979"/>
+        <w:gridCol w:w="2069"/>
+        <w:gridCol w:w="3023"/>
       </w:tblGrid>
       <w:tr>
         <w:trPr>
@@ -839,17 +864,20 @@
         <w:pStyle w:val="HTMLPreformatted"/>
         <w:rPr>
           <w:rStyle w:val="HTMLCode"/>
-        </w:rPr>
-      </w:pPr>
-      <w:r>
-        <w:rPr>
-          <w:rStyle w:val="HTMLCode"/>
+          <w:sz w:val="16"/>
+        </w:rPr>
+      </w:pPr>
+      <w:r>
+        <w:rPr>
+          <w:rStyle w:val="HTMLCode"/>
+          <w:sz w:val="16"/>
         </w:rPr>
         <w:t>+</w:t>
       </w:r>
       <w:r>
         <w:rPr>
           <w:rStyle w:val="hljs-comment"/>
+          <w:sz w:val="16"/>
         </w:rPr>
         <w:t>----------------+      1     +-------------+     1     +----------------------+</w:t>
       </w:r>
@@ -859,17 +887,20 @@
         <w:pStyle w:val="HTMLPreformatted"/>
         <w:rPr>
           <w:rStyle w:val="HTMLCode"/>
-        </w:rPr>
-      </w:pPr>
-      <w:r>
-        <w:rPr>
-          <w:rStyle w:val="HTMLCode"/>
+          <w:sz w:val="16"/>
+        </w:rPr>
+      </w:pPr>
+      <w:r>
+        <w:rPr>
+          <w:rStyle w:val="HTMLCode"/>
+          <w:sz w:val="16"/>
         </w:rPr>
         <w:t>|    roles       |&lt;</w:t>
       </w:r>
       <w:r>
         <w:rPr>
           <w:rStyle w:val="hljs-comment"/>
+          <w:sz w:val="16"/>
         </w:rPr>
         <w:t>-----------|   users     |&lt;----------|     orders           |</w:t>
       </w:r>
@@ -879,17 +910,20 @@
         <w:pStyle w:val="HTMLPreformatted"/>
         <w:rPr>
           <w:rStyle w:val="HTMLCode"/>
-        </w:rPr>
-      </w:pPr>
-      <w:r>
-        <w:rPr>
-          <w:rStyle w:val="HTMLCode"/>
+          <w:sz w:val="16"/>
+        </w:rPr>
+      </w:pPr>
+      <w:r>
+        <w:rPr>
+          <w:rStyle w:val="HTMLCode"/>
+          <w:sz w:val="16"/>
         </w:rPr>
         <w:t>|</w:t>
       </w:r>
       <w:r>
         <w:rPr>
           <w:rStyle w:val="hljs-comment"/>
+          <w:sz w:val="16"/>
         </w:rPr>
         <w:t>----------------|            |-------------|           |----------------------|</w:t>
       </w:r>
@@ -899,11 +933,13 @@
         <w:pStyle w:val="HTMLPreformatted"/>
         <w:rPr>
           <w:rStyle w:val="HTMLCode"/>
-        </w:rPr>
-      </w:pPr>
-      <w:r>
-        <w:rPr>
-          <w:rStyle w:val="HTMLCode"/>
+          <w:sz w:val="16"/>
+        </w:rPr>
+      </w:pPr>
+      <w:r>
+        <w:rPr>
+          <w:rStyle w:val="HTMLCode"/>
+          <w:sz w:val="16"/>
         </w:rPr>
         <w:t>| id (PK)        |            | id (PK)     |           | id (PK)              |</w:t>
       </w:r>
@@ -913,11 +949,13 @@
         <w:pStyle w:val="HTMLPreformatted"/>
         <w:rPr>
           <w:rStyle w:val="HTMLCode"/>
-        </w:rPr>
-      </w:pPr>
-      <w:r>
-        <w:rPr>
-          <w:rStyle w:val="HTMLCode"/>
+          <w:sz w:val="16"/>
+        </w:rPr>
+      </w:pPr>
+      <w:r>
+        <w:rPr>
+          <w:rStyle w:val="HTMLCode"/>
+          <w:sz w:val="16"/>
         </w:rPr>
         <w:t>| name           |            | username    |           | tracking_code (UQ)   |</w:t>
       </w:r>
@@ -927,17 +965,20 @@
         <w:pStyle w:val="HTMLPreformatted"/>
         <w:rPr>
           <w:rStyle w:val="HTMLCode"/>
-        </w:rPr>
-      </w:pPr>
-      <w:r>
-        <w:rPr>
-          <w:rStyle w:val="HTMLCode"/>
+          <w:sz w:val="16"/>
+        </w:rPr>
+      </w:pPr>
+      <w:r>
+        <w:rPr>
+          <w:rStyle w:val="HTMLCode"/>
+          <w:sz w:val="16"/>
         </w:rPr>
         <w:t>+</w:t>
       </w:r>
       <w:r>
         <w:rPr>
           <w:rStyle w:val="hljs-comment"/>
+          <w:sz w:val="16"/>
         </w:rPr>
         <w:t>----------------+            | password    |           | customer_id (FK)     |</w:t>
       </w:r>
@@ -947,11 +988,13 @@
         <w:pStyle w:val="HTMLPreformatted"/>
         <w:rPr>
           <w:rStyle w:val="HTMLCode"/>
-        </w:rPr>
-      </w:pPr>
-      <w:r>
-        <w:rPr>
-          <w:rStyle w:val="HTMLCode"/>
+          <w:sz w:val="16"/>
+        </w:rPr>
+      </w:pPr>
+      <w:r>
+        <w:rPr>
+          <w:rStyle w:val="HTMLCode"/>
+          <w:sz w:val="16"/>
         </w:rPr>
         <w:t xml:space="preserve">                              | email       |           | dispatcher_id (FK)   |</w:t>
       </w:r>
@@ -961,11 +1004,13 @@
         <w:pStyle w:val="HTMLPreformatted"/>
         <w:rPr>
           <w:rStyle w:val="HTMLCode"/>
-        </w:rPr>
-      </w:pPr>
-      <w:r>
-        <w:rPr>
-          <w:rStyle w:val="HTMLCode"/>
+          <w:sz w:val="16"/>
+        </w:rPr>
+      </w:pPr>
+      <w:r>
+        <w:rPr>
+          <w:rStyle w:val="HTMLCode"/>
+          <w:sz w:val="16"/>
         </w:rPr>
         <w:t xml:space="preserve">                              | full_name   |           | shipper_id (FK)      |</w:t>
       </w:r>
@@ -975,11 +1020,13 @@
         <w:pStyle w:val="HTMLPreformatted"/>
         <w:rPr>
           <w:rStyle w:val="HTMLCode"/>
-        </w:rPr>
-      </w:pPr>
-      <w:r>
-        <w:rPr>
-          <w:rStyle w:val="HTMLCode"/>
+          <w:sz w:val="16"/>
+        </w:rPr>
+      </w:pPr>
+      <w:r>
+        <w:rPr>
+          <w:rStyle w:val="HTMLCode"/>
+          <w:sz w:val="16"/>
         </w:rPr>
         <w:t xml:space="preserve">                              | role_id (FK)|           | pickup_address       |</w:t>
       </w:r>
@@ -989,17 +1036,20 @@
         <w:pStyle w:val="HTMLPreformatted"/>
         <w:rPr>
           <w:rStyle w:val="HTMLCode"/>
-        </w:rPr>
-      </w:pPr>
-      <w:r>
-        <w:rPr>
-          <w:rStyle w:val="HTMLCode"/>
+          <w:sz w:val="16"/>
+        </w:rPr>
+      </w:pPr>
+      <w:r>
+        <w:rPr>
+          <w:rStyle w:val="HTMLCode"/>
+          <w:sz w:val="16"/>
         </w:rPr>
         <w:t xml:space="preserve">                              +</w:t>
       </w:r>
       <w:r>
         <w:rPr>
           <w:rStyle w:val="hljs-comment"/>
+          <w:sz w:val="16"/>
         </w:rPr>
         <w:t>-------------+           | delivery_address     |</w:t>
       </w:r>
@@ -1009,23 +1059,27 @@
         <w:pStyle w:val="HTMLPreformatted"/>
         <w:rPr>
           <w:rStyle w:val="HTMLCode"/>
-        </w:rPr>
-      </w:pPr>
-      <w:r>
-        <w:rPr>
-          <w:rStyle w:val="HTMLCode"/>
+          <w:sz w:val="16"/>
+        </w:rPr>
+      </w:pPr>
+      <w:r>
+        <w:rPr>
+          <w:rStyle w:val="HTMLCode"/>
+          <w:sz w:val="16"/>
         </w:rPr>
         <w:t xml:space="preserve">                                                        | </w:t>
       </w:r>
       <w:r>
         <w:rPr>
           <w:rStyle w:val="hljs-builtin"/>
+          <w:sz w:val="16"/>
         </w:rPr>
         <w:t>status</w:t>
       </w:r>
       <w:r>
         <w:rPr>
           <w:rStyle w:val="HTMLCode"/>
+          <w:sz w:val="16"/>
         </w:rPr>
         <w:t xml:space="preserve">               |</w:t>
       </w:r>
@@ -1035,17 +1089,20 @@
         <w:pStyle w:val="HTMLPreformatted"/>
         <w:rPr>
           <w:rStyle w:val="HTMLCode"/>
-        </w:rPr>
-      </w:pPr>
-      <w:r>
-        <w:rPr>
-          <w:rStyle w:val="HTMLCode"/>
+          <w:sz w:val="16"/>
+        </w:rPr>
+      </w:pPr>
+      <w:r>
+        <w:rPr>
+          <w:rStyle w:val="HTMLCode"/>
+          <w:sz w:val="16"/>
         </w:rPr>
         <w:t xml:space="preserve">                                                        +</w:t>
       </w:r>
       <w:r>
         <w:rPr>
           <w:rStyle w:val="hljs-comment"/>
+          <w:sz w:val="16"/>
         </w:rPr>
         <w:t>----------------------+</w:t>
       </w:r>
@@ -1055,37 +1112,43 @@
         <w:pStyle w:val="HTMLPreformatted"/>
         <w:rPr>
           <w:rStyle w:val="HTMLCode"/>
-        </w:rPr>
-      </w:pPr>
-    </w:p>
-    <w:p>
-      <w:pPr>
-        <w:pStyle w:val="HTMLPreformatted"/>
-        <w:rPr>
-          <w:rStyle w:val="HTMLCode"/>
-        </w:rPr>
-      </w:pPr>
-      <w:r>
-        <w:rPr>
-          <w:rStyle w:val="HTMLCode"/>
+          <w:sz w:val="16"/>
+        </w:rPr>
+      </w:pPr>
+    </w:p>
+    <w:p>
+      <w:pPr>
+        <w:pStyle w:val="HTMLPreformatted"/>
+        <w:rPr>
+          <w:rStyle w:val="HTMLCode"/>
+          <w:sz w:val="16"/>
+        </w:rPr>
+      </w:pPr>
+      <w:r>
+        <w:rPr>
+          <w:rStyle w:val="HTMLCode"/>
+          <w:sz w:val="16"/>
         </w:rPr>
         <w:t xml:space="preserve">orders </w:t>
       </w:r>
       <w:r>
         <w:rPr>
           <w:rStyle w:val="hljs-number"/>
+          <w:sz w:val="16"/>
         </w:rPr>
         <w:t>1</w:t>
       </w:r>
       <w:r>
         <w:rPr>
           <w:rStyle w:val="HTMLCode"/>
+          <w:sz w:val="16"/>
         </w:rPr>
         <w:t xml:space="preserve"> </w:t>
       </w:r>
       <w:r>
         <w:rPr>
           <w:rStyle w:val="hljs-comment"/>
+          <w:sz w:val="16"/>
         </w:rPr>
         <w:t>--- * order_status_history</w:t>
       </w:r>
@@ -1095,17 +1158,20 @@
         <w:pStyle w:val="HTMLPreformatted"/>
         <w:rPr>
           <w:rStyle w:val="HTMLCode"/>
-        </w:rPr>
-      </w:pPr>
-      <w:r>
-        <w:rPr>
-          <w:rStyle w:val="HTMLCode"/>
+          <w:sz w:val="16"/>
+        </w:rPr>
+      </w:pPr>
+      <w:r>
+        <w:rPr>
+          <w:rStyle w:val="HTMLCode"/>
+          <w:sz w:val="16"/>
         </w:rPr>
         <w:t>+</w:t>
       </w:r>
       <w:r>
         <w:rPr>
           <w:rStyle w:val="hljs-comment"/>
+          <w:sz w:val="16"/>
         </w:rPr>
         <w:t>------------------------+     +-----------------------+</w:t>
       </w:r>
@@ -1115,11 +1181,13 @@
         <w:pStyle w:val="HTMLPreformatted"/>
         <w:rPr>
           <w:rStyle w:val="HTMLCode"/>
-        </w:rPr>
-      </w:pPr>
-      <w:r>
-        <w:rPr>
-          <w:rStyle w:val="HTMLCode"/>
+          <w:sz w:val="16"/>
+        </w:rPr>
+      </w:pPr>
+      <w:r>
+        <w:rPr>
+          <w:rStyle w:val="HTMLCode"/>
+          <w:sz w:val="16"/>
         </w:rPr>
         <w:t>| order_status_history   |     | gps_tracking          |</w:t>
       </w:r>
@@ -1129,17 +1197,20 @@
         <w:pStyle w:val="HTMLPreformatted"/>
         <w:rPr>
           <w:rStyle w:val="HTMLCode"/>
-        </w:rPr>
-      </w:pPr>
-      <w:r>
-        <w:rPr>
-          <w:rStyle w:val="HTMLCode"/>
+          <w:sz w:val="16"/>
+        </w:rPr>
+      </w:pPr>
+      <w:r>
+        <w:rPr>
+          <w:rStyle w:val="HTMLCode"/>
+          <w:sz w:val="16"/>
         </w:rPr>
         <w:t>|</w:t>
       </w:r>
       <w:r>
         <w:rPr>
           <w:rStyle w:val="hljs-comment"/>
+          <w:sz w:val="16"/>
         </w:rPr>
         <w:t>------------------------|     |-----------------------|</w:t>
       </w:r>
@@ -1149,11 +1220,13 @@
         <w:pStyle w:val="HTMLPreformatted"/>
         <w:rPr>
           <w:rStyle w:val="HTMLCode"/>
-        </w:rPr>
-      </w:pPr>
-      <w:r>
-        <w:rPr>
-          <w:rStyle w:val="HTMLCode"/>
+          <w:sz w:val="16"/>
+        </w:rPr>
+      </w:pPr>
+      <w:r>
+        <w:rPr>
+          <w:rStyle w:val="HTMLCode"/>
+          <w:sz w:val="16"/>
         </w:rPr>
         <w:t>| id (PK)                |     | id (PK)               |</w:t>
       </w:r>
@@ -1163,11 +1236,13 @@
         <w:pStyle w:val="HTMLPreformatted"/>
         <w:rPr>
           <w:rStyle w:val="HTMLCode"/>
-        </w:rPr>
-      </w:pPr>
-      <w:r>
-        <w:rPr>
-          <w:rStyle w:val="HTMLCode"/>
+          <w:sz w:val="16"/>
+        </w:rPr>
+      </w:pPr>
+      <w:r>
+        <w:rPr>
+          <w:rStyle w:val="HTMLCode"/>
+          <w:sz w:val="16"/>
         </w:rPr>
         <w:t>| order_id (FK -&gt; orders)|     | order_id (FK -&gt; orders)|</w:t>
       </w:r>
@@ -1177,23 +1252,27 @@
         <w:pStyle w:val="HTMLPreformatted"/>
         <w:rPr>
           <w:rStyle w:val="HTMLCode"/>
-        </w:rPr>
-      </w:pPr>
-      <w:r>
-        <w:rPr>
-          <w:rStyle w:val="HTMLCode"/>
+          <w:sz w:val="16"/>
+        </w:rPr>
+      </w:pPr>
+      <w:r>
+        <w:rPr>
+          <w:rStyle w:val="HTMLCode"/>
+          <w:sz w:val="16"/>
         </w:rPr>
         <w:t xml:space="preserve">| </w:t>
       </w:r>
       <w:r>
         <w:rPr>
           <w:rStyle w:val="hljs-builtin"/>
+          <w:sz w:val="16"/>
         </w:rPr>
         <w:t>status</w:t>
       </w:r>
       <w:r>
         <w:rPr>
           <w:rStyle w:val="HTMLCode"/>
+          <w:sz w:val="16"/>
         </w:rPr>
         <w:t xml:space="preserve">                 |     | latitude              |</w:t>
       </w:r>
@@ -1203,11 +1282,13 @@
         <w:pStyle w:val="HTMLPreformatted"/>
         <w:rPr>
           <w:rStyle w:val="HTMLCode"/>
-        </w:rPr>
-      </w:pPr>
-      <w:r>
-        <w:rPr>
-          <w:rStyle w:val="HTMLCode"/>
+          <w:sz w:val="16"/>
+        </w:rPr>
+      </w:pPr>
+      <w:r>
+        <w:rPr>
+          <w:rStyle w:val="HTMLCode"/>
+          <w:sz w:val="16"/>
         </w:rPr>
         <w:t>| changed_by (FK -&gt; users)|    | longitude             |</w:t>
       </w:r>
@@ -1217,11 +1298,13 @@
         <w:pStyle w:val="HTMLPreformatted"/>
         <w:rPr>
           <w:rStyle w:val="HTMLCode"/>
-        </w:rPr>
-      </w:pPr>
-      <w:r>
-        <w:rPr>
-          <w:rStyle w:val="HTMLCode"/>
+          <w:sz w:val="16"/>
+        </w:rPr>
+      </w:pPr>
+      <w:r>
+        <w:rPr>
+          <w:rStyle w:val="HTMLCode"/>
+          <w:sz w:val="16"/>
         </w:rPr>
         <w:t>| note                   |     | recorded_at           |</w:t>
       </w:r>
@@ -1231,17 +1314,20 @@
         <w:pStyle w:val="HTMLPreformatted"/>
         <w:rPr>
           <w:rStyle w:val="HTMLCode"/>
-        </w:rPr>
-      </w:pPr>
-      <w:r>
-        <w:rPr>
-          <w:rStyle w:val="HTMLCode"/>
+          <w:sz w:val="16"/>
+        </w:rPr>
+      </w:pPr>
+      <w:r>
+        <w:rPr>
+          <w:rStyle w:val="HTMLCode"/>
+          <w:sz w:val="16"/>
         </w:rPr>
         <w:t>| changed_at             |     +</w:t>
       </w:r>
       <w:r>
         <w:rPr>
           <w:rStyle w:val="hljs-comment"/>
+          <w:sz w:val="16"/>
         </w:rPr>
         <w:t>-----------------------+</w:t>
       </w:r>
@@ -1251,17 +1337,20 @@
         <w:pStyle w:val="HTMLPreformatted"/>
         <w:rPr>
           <w:rStyle w:val="HTMLCode"/>
-        </w:rPr>
-      </w:pPr>
-      <w:r>
-        <w:rPr>
-          <w:rStyle w:val="HTMLCode"/>
+          <w:sz w:val="16"/>
+        </w:rPr>
+      </w:pPr>
+      <w:r>
+        <w:rPr>
+          <w:rStyle w:val="HTMLCode"/>
+          <w:sz w:val="16"/>
         </w:rPr>
         <w:t>+</w:t>
       </w:r>
       <w:r>
         <w:rPr>
           <w:rStyle w:val="hljs-comment"/>
+          <w:sz w:val="16"/>
         </w:rPr>
         <w:t>------------------------+</w:t>
       </w:r>
@@ -3553,10 +3642,10 @@
         <w:tblLook w:val="04A0" w:firstRow="1" w:lastRow="0" w:firstColumn="1" w:lastColumn="0" w:noHBand="0" w:noVBand="1"/>
       </w:tblPr>
       <w:tblGrid>
-        <w:gridCol w:w="2252"/>
-        <w:gridCol w:w="860"/>
-        <w:gridCol w:w="2153"/>
-        <w:gridCol w:w="2335"/>
+        <w:gridCol w:w="2191"/>
+        <w:gridCol w:w="843"/>
+        <w:gridCol w:w="2188"/>
+        <w:gridCol w:w="2397"/>
       </w:tblGrid>
       <w:tr>
         <w:trPr>
@@ -3880,6 +3969,7 @@
           </w:tcPr>
           <w:p>
             <w:r>
+              <w:lastRenderedPageBreak/>
               <w:t>/api/orders/assign/{id}</w:t>
             </w:r>
           </w:p>
@@ -4095,17 +4185,20 @@
         <w:pStyle w:val="HTMLPreformatted"/>
         <w:rPr>
           <w:rStyle w:val="HTMLCode"/>
-        </w:rPr>
-      </w:pPr>
-      <w:r>
-        <w:rPr>
-          <w:rStyle w:val="HTMLCode"/>
+          <w:sz w:val="18"/>
+        </w:rPr>
+      </w:pPr>
+      <w:r>
+        <w:rPr>
+          <w:rStyle w:val="HTMLCode"/>
+          <w:sz w:val="18"/>
         </w:rPr>
         <w:t>+</w:t>
       </w:r>
       <w:r>
         <w:rPr>
           <w:rStyle w:val="hljs-comment"/>
+          <w:sz w:val="18"/>
         </w:rPr>
         <w:t>----------------------+      +---------------------+      +-------------------+</w:t>
       </w:r>
@@ -4115,11 +4208,13 @@
         <w:pStyle w:val="HTMLPreformatted"/>
         <w:rPr>
           <w:rStyle w:val="HTMLCode"/>
-        </w:rPr>
-      </w:pPr>
-      <w:r>
-        <w:rPr>
-          <w:rStyle w:val="HTMLCode"/>
+          <w:sz w:val="18"/>
+        </w:rPr>
+      </w:pPr>
+      <w:r>
+        <w:rPr>
+          <w:rStyle w:val="HTMLCode"/>
+          <w:sz w:val="18"/>
         </w:rPr>
         <w:t>|      Customer        |      |      Dispatcher     |      |      Shipper      |</w:t>
       </w:r>
@@ -4129,17 +4224,20 @@
         <w:pStyle w:val="HTMLPreformatted"/>
         <w:rPr>
           <w:rStyle w:val="HTMLCode"/>
-        </w:rPr>
-      </w:pPr>
-      <w:r>
-        <w:rPr>
-          <w:rStyle w:val="HTMLCode"/>
+          <w:sz w:val="18"/>
+        </w:rPr>
+      </w:pPr>
+      <w:r>
+        <w:rPr>
+          <w:rStyle w:val="HTMLCode"/>
+          <w:sz w:val="18"/>
         </w:rPr>
         <w:t>+</w:t>
       </w:r>
       <w:r>
         <w:rPr>
           <w:rStyle w:val="hljs-comment"/>
+          <w:sz w:val="18"/>
         </w:rPr>
         <w:t>----------------------+      +---------------------+      +-------------------+</w:t>
       </w:r>
@@ -4149,11 +4247,13 @@
         <w:pStyle w:val="HTMLPreformatted"/>
         <w:rPr>
           <w:rStyle w:val="HTMLCode"/>
-        </w:rPr>
-      </w:pPr>
-      <w:r>
-        <w:rPr>
-          <w:rStyle w:val="HTMLCode"/>
+          <w:sz w:val="18"/>
+        </w:rPr>
+      </w:pPr>
+      <w:r>
+        <w:rPr>
+          <w:rStyle w:val="HTMLCode"/>
+          <w:sz w:val="18"/>
         </w:rPr>
         <w:t>| - Tạo đơn            |      | - Xem đơn chờ       |      | - Nhận đơn        |</w:t>
       </w:r>
@@ -4163,37 +4263,52 @@
         <w:pStyle w:val="HTMLPreformatted"/>
         <w:rPr>
           <w:rStyle w:val="HTMLCode"/>
-        </w:rPr>
-      </w:pPr>
-      <w:r>
-        <w:rPr>
-          <w:rStyle w:val="HTMLCode"/>
+          <w:sz w:val="18"/>
+        </w:rPr>
+      </w:pPr>
+      <w:r>
+        <w:rPr>
+          <w:rStyle w:val="HTMLCode"/>
+          <w:sz w:val="18"/>
         </w:rPr>
         <w:t>| - Theo dõi đơn       |&lt;</w:t>
       </w:r>
       <w:r>
         <w:rPr>
           <w:rStyle w:val="hljs-comment"/>
-        </w:rPr>
-        <w:t>----&gt;| - Gán đơn cho shipper|&lt;----&gt;| - Cập nhật trạng thái |</w:t>
-      </w:r>
-    </w:p>
-    <w:p>
-      <w:pPr>
-        <w:pStyle w:val="HTMLPreformatted"/>
-        <w:rPr>
-          <w:rStyle w:val="HTMLCode"/>
-        </w:rPr>
-      </w:pPr>
-      <w:r>
-        <w:rPr>
-          <w:rStyle w:val="HTMLCode"/>
+          <w:sz w:val="18"/>
+        </w:rPr>
+        <w:t xml:space="preserve">----&gt;| - </w:t>
+      </w:r>
+      <w:bookmarkStart w:id="0" w:name="_GoBack"/>
+      <w:bookmarkEnd w:id="0"/>
+      <w:r>
+        <w:rPr>
+          <w:rStyle w:val="hljs-comment"/>
+          <w:sz w:val="18"/>
+        </w:rPr>
+        <w:t>Gán đơn cho shipper|&lt;----&gt;| - Cập nhật trạng thái |</w:t>
+      </w:r>
+    </w:p>
+    <w:p>
+      <w:pPr>
+        <w:pStyle w:val="HTMLPreformatted"/>
+        <w:rPr>
+          <w:rStyle w:val="HTMLCode"/>
+          <w:sz w:val="18"/>
+        </w:rPr>
+      </w:pPr>
+      <w:r>
+        <w:rPr>
+          <w:rStyle w:val="HTMLCode"/>
+          <w:sz w:val="18"/>
         </w:rPr>
         <w:t>+</w:t>
       </w:r>
       <w:r>
         <w:rPr>
           <w:rStyle w:val="hljs-comment"/>
+          <w:sz w:val="18"/>
         </w:rPr>
         <w:t>----------------------+      +---------------------+      +-------------------+</w:t>
       </w:r>
@@ -4203,11 +4318,13 @@
         <w:pStyle w:val="HTMLPreformatted"/>
         <w:rPr>
           <w:rStyle w:val="HTMLCode"/>
-        </w:rPr>
-      </w:pPr>
-      <w:r>
-        <w:rPr>
-          <w:rStyle w:val="HTMLCode"/>
+          <w:sz w:val="18"/>
+        </w:rPr>
+      </w:pPr>
+      <w:r>
+        <w:rPr>
+          <w:rStyle w:val="HTMLCode"/>
+          <w:sz w:val="18"/>
         </w:rPr>
         <w:t xml:space="preserve">          ^                             ^                         ^</w:t>
       </w:r>
@@ -4217,11 +4334,13 @@
         <w:pStyle w:val="HTMLPreformatted"/>
         <w:rPr>
           <w:rStyle w:val="HTMLCode"/>
-        </w:rPr>
-      </w:pPr>
-      <w:r>
-        <w:rPr>
-          <w:rStyle w:val="HTMLCode"/>
+          <w:sz w:val="18"/>
+        </w:rPr>
+      </w:pPr>
+      <w:r>
+        <w:rPr>
+          <w:rStyle w:val="HTMLCode"/>
+          <w:sz w:val="18"/>
         </w:rPr>
         <w:t xml:space="preserve">          |                             |                         |</w:t>
       </w:r>
@@ -4231,17 +4350,20 @@
         <w:pStyle w:val="HTMLPreformatted"/>
         <w:rPr>
           <w:rStyle w:val="HTMLCode"/>
-        </w:rPr>
-      </w:pPr>
-      <w:r>
-        <w:rPr>
-          <w:rStyle w:val="HTMLCode"/>
+          <w:sz w:val="18"/>
+        </w:rPr>
+      </w:pPr>
+      <w:r>
+        <w:rPr>
+          <w:rStyle w:val="HTMLCode"/>
+          <w:sz w:val="18"/>
         </w:rPr>
         <w:t xml:space="preserve">    +</w:t>
       </w:r>
       <w:r>
         <w:rPr>
           <w:rStyle w:val="hljs-comment"/>
+          <w:sz w:val="18"/>
         </w:rPr>
         <w:t>---------------------------------------------------------------+</w:t>
       </w:r>
@@ -4251,23 +4373,27 @@
         <w:pStyle w:val="HTMLPreformatted"/>
         <w:rPr>
           <w:rStyle w:val="HTMLCode"/>
-        </w:rPr>
-      </w:pPr>
-      <w:r>
-        <w:rPr>
-          <w:rStyle w:val="HTMLCode"/>
+          <w:sz w:val="18"/>
+        </w:rPr>
+      </w:pPr>
+      <w:r>
+        <w:rPr>
+          <w:rStyle w:val="HTMLCode"/>
+          <w:sz w:val="18"/>
         </w:rPr>
         <w:t xml:space="preserve">    |                            </w:t>
       </w:r>
       <w:r>
         <w:rPr>
           <w:rStyle w:val="hljs-keyword"/>
+          <w:sz w:val="18"/>
         </w:rPr>
         <w:t>Admin</w:t>
       </w:r>
       <w:r>
         <w:rPr>
           <w:rStyle w:val="HTMLCode"/>
+          <w:sz w:val="18"/>
         </w:rPr>
         <w:t xml:space="preserve">                              |</w:t>
       </w:r>
@@ -4277,35 +4403,41 @@
         <w:pStyle w:val="HTMLPreformatted"/>
         <w:rPr>
           <w:rStyle w:val="HTMLCode"/>
-        </w:rPr>
-      </w:pPr>
-      <w:r>
-        <w:rPr>
-          <w:rStyle w:val="HTMLCode"/>
+          <w:sz w:val="18"/>
+        </w:rPr>
+      </w:pPr>
+      <w:r>
+        <w:rPr>
+          <w:rStyle w:val="HTMLCode"/>
+          <w:sz w:val="18"/>
         </w:rPr>
         <w:t xml:space="preserve">    | - Quản lý </w:t>
       </w:r>
       <w:r>
         <w:rPr>
           <w:rStyle w:val="hljs-keyword"/>
+          <w:sz w:val="18"/>
         </w:rPr>
         <w:t>user</w:t>
       </w:r>
       <w:r>
         <w:rPr>
           <w:rStyle w:val="HTMLCode"/>
+          <w:sz w:val="18"/>
         </w:rPr>
         <w:t xml:space="preserve">, </w:t>
       </w:r>
       <w:r>
         <w:rPr>
           <w:rStyle w:val="hljs-keyword"/>
+          <w:sz w:val="18"/>
         </w:rPr>
         <w:t>role</w:t>
       </w:r>
       <w:r>
         <w:rPr>
           <w:rStyle w:val="HTMLCode"/>
+          <w:sz w:val="18"/>
         </w:rPr>
         <w:t xml:space="preserve">                                           |</w:t>
       </w:r>
@@ -4315,11 +4447,13 @@
         <w:pStyle w:val="HTMLPreformatted"/>
         <w:rPr>
           <w:rStyle w:val="HTMLCode"/>
-        </w:rPr>
-      </w:pPr>
-      <w:r>
-        <w:rPr>
-          <w:rStyle w:val="HTMLCode"/>
+          <w:sz w:val="18"/>
+        </w:rPr>
+      </w:pPr>
+      <w:r>
+        <w:rPr>
+          <w:rStyle w:val="HTMLCode"/>
+          <w:sz w:val="18"/>
         </w:rPr>
         <w:t xml:space="preserve">    | - Xem báo cáo, thống kê                                        |</w:t>
       </w:r>
@@ -4329,17 +4463,20 @@
         <w:pStyle w:val="HTMLPreformatted"/>
         <w:rPr>
           <w:rStyle w:val="HTMLCode"/>
-        </w:rPr>
-      </w:pPr>
-      <w:r>
-        <w:rPr>
-          <w:rStyle w:val="HTMLCode"/>
+          <w:sz w:val="18"/>
+        </w:rPr>
+      </w:pPr>
+      <w:r>
+        <w:rPr>
+          <w:rStyle w:val="HTMLCode"/>
+          <w:sz w:val="18"/>
         </w:rPr>
         <w:t xml:space="preserve">    +</w:t>
       </w:r>
       <w:r>
         <w:rPr>
           <w:rStyle w:val="hljs-comment"/>
+          <w:sz w:val="18"/>
         </w:rPr>
         <w:t>---------------------------------------------------------------+</w:t>
       </w:r>
@@ -4819,6 +4956,7 @@
         <w:rPr>
           <w:rStyle w:val="HTMLCode"/>
         </w:rPr>
+        <w:lastRenderedPageBreak/>
         <w:t xml:space="preserve"> │   ├── ReportController</w:t>
       </w:r>
       <w:r>
@@ -4965,9 +5103,9 @@
         <w:tblLook w:val="04A0" w:firstRow="1" w:lastRow="0" w:firstColumn="1" w:lastColumn="0" w:noHBand="0" w:noVBand="1"/>
       </w:tblPr>
       <w:tblGrid>
-        <w:gridCol w:w="1442"/>
-        <w:gridCol w:w="2153"/>
-        <w:gridCol w:w="2592"/>
+        <w:gridCol w:w="1445"/>
+        <w:gridCol w:w="2188"/>
+        <w:gridCol w:w="2666"/>
       </w:tblGrid>
       <w:tr>
         <w:trPr>
@@ -5411,8 +5549,8 @@
         <w:tblLook w:val="04A0" w:firstRow="1" w:lastRow="0" w:firstColumn="1" w:lastColumn="0" w:noHBand="0" w:noVBand="1"/>
       </w:tblPr>
       <w:tblGrid>
-        <w:gridCol w:w="1702"/>
-        <w:gridCol w:w="2829"/>
+        <w:gridCol w:w="1690"/>
+        <w:gridCol w:w="2827"/>
       </w:tblGrid>
       <w:tr>
         <w:trPr>
@@ -5565,6 +5703,7 @@
           </w:tcPr>
           <w:p>
             <w:r>
+              <w:lastRenderedPageBreak/>
               <w:t>Authentication</w:t>
             </w:r>
           </w:p>
